--- a/ТЗ PL NL FI/Alegria ТЗ на текст - Appartementen te koop aan de Costa del Sol нидерландский.docx
+++ b/ТЗ PL NL FI/Alegria ТЗ на текст - Appartementen te koop aan de Costa del Sol нидерландский.docx
@@ -1943,7 +1943,7 @@
             <w:u w:val="single"/>
             <w:lang w:val="en-US"/>
           </w:rPr>
-          <w:t xml:space="preserve">https://www.huisenaanbod.nl/nl/Appartementen-in-Costa-del-Sol-Andalusie-te-koop/</w:t>
+          <w:t xml:space="preserve">https://casalasdunas.com/appartement-kopen-costa-del-sol.html</w:t>
         </w:r>
       </w:hyperlink>
     </w:p>
@@ -2000,7 +2000,7 @@
           <w:color w:val="000000"/>
           <w:lang w:val="en-US"/>
         </w:rPr>
-        <w:t xml:space="preserve">appartement te koop costa del sol</w:t>
+        <w:t xml:space="preserve">appartement te koop Costa del Sol</w:t>
       </w:r>
     </w:p>
     <w:p>
@@ -2026,7 +2026,7 @@
           <w:color w:val="000000"/>
           <w:lang w:val="en-US"/>
         </w:rPr>
-        <w:t xml:space="preserve">appartement costa del sol</w:t>
+        <w:t xml:space="preserve">appartement Costa del Sol</w:t>
       </w:r>
     </w:p>
     <w:p>
@@ -2052,7 +2052,7 @@
           <w:color w:val="000000"/>
           <w:lang w:val="en-US"/>
         </w:rPr>
-        <w:t xml:space="preserve">prijzen van appartementen aan de costa del sol</w:t>
+        <w:t xml:space="preserve">prijzen van appartementen aan de Costa del Sol</w:t>
       </w:r>
     </w:p>
     <w:p>
@@ -2078,7 +2078,7 @@
           <w:color w:val="000000"/>
           <w:lang w:val="en-US"/>
         </w:rPr>
-        <w:t xml:space="preserve">appartementen en flats aan de costa del sol</w:t>
+        <w:t xml:space="preserve">appartementen en flats aan de Costa del Sol</w:t>
       </w:r>
     </w:p>
     <w:p>
@@ -2104,7 +2104,7 @@
           <w:color w:val="000000"/>
           <w:lang w:val="en-US"/>
         </w:rPr>
-        <w:t xml:space="preserve">appartementen te koop costa del sol</w:t>
+        <w:t xml:space="preserve">appartementen te koop Costa del Sol</w:t>
       </w:r>
     </w:p>
     <w:p>
@@ -2130,7 +2130,7 @@
           <w:color w:val="000000"/>
           <w:lang w:val="en-US"/>
         </w:rPr>
-        <w:t xml:space="preserve">appartement kopen aan de costa del sol als investering</w:t>
+        <w:t xml:space="preserve">appartement kopen aan de Costa del Sol als investering</w:t>
       </w:r>
     </w:p>
     <w:p>
@@ -2156,7 +2156,7 @@
           <w:color w:val="000000"/>
           <w:lang w:val="en-US"/>
         </w:rPr>
-        <w:t xml:space="preserve">appartement kopen costa del sol</w:t>
+        <w:t xml:space="preserve">appartement kopen Costa del Sol</w:t>
       </w:r>
     </w:p>
     <w:p>
@@ -2182,7 +2182,7 @@
           <w:color w:val="000000"/>
           <w:lang w:val="en-US"/>
         </w:rPr>
-        <w:t xml:space="preserve">appartement kopen aan de costa del sol als buitenlander</w:t>
+        <w:t xml:space="preserve">appartement kopen aan de Costa del Sol als buitenlander</w:t>
       </w:r>
     </w:p>
     <w:p>
@@ -2208,7 +2208,7 @@
           <w:color w:val="000000"/>
           <w:lang w:val="en-US"/>
         </w:rPr>
-        <w:t xml:space="preserve">appartement kopen aan de costa del sol als nederlander</w:t>
+        <w:t xml:space="preserve">appartement kopen aan de Costa del Sol als Nederlander</w:t>
       </w:r>
     </w:p>
     <w:p>
@@ -2234,7 +2234,7 @@
           <w:color w:val="000000"/>
           <w:lang w:val="en-US"/>
         </w:rPr>
-        <w:t xml:space="preserve">flat kopen aan de costa del sol</w:t>
+        <w:t xml:space="preserve">flat kopen aan de Costa del Sol</w:t>
       </w:r>
     </w:p>
     <w:p>
@@ -2260,7 +2260,7 @@
           <w:color w:val="000000"/>
           <w:lang w:val="en-US"/>
         </w:rPr>
-        <w:t xml:space="preserve">appartement kopen spanje costa del sol</w:t>
+        <w:t xml:space="preserve">appartement kopen Spanje Costa del Sol</w:t>
       </w:r>
     </w:p>
     <w:p>
@@ -2286,7 +2286,7 @@
           <w:color w:val="000000"/>
           <w:lang w:val="en-US"/>
         </w:rPr>
-        <w:t xml:space="preserve">wat kost een appartement aan de costa del sol</w:t>
+        <w:t xml:space="preserve">wat kost een appartement aan de Costa del Sol</w:t>
       </w:r>
     </w:p>
     <w:p>
@@ -2312,7 +2312,7 @@
           <w:color w:val="000000"/>
           <w:lang w:val="en-US"/>
         </w:rPr>
-        <w:t xml:space="preserve">appartement kopen aan de costa del sol om er permanent te wonen</w:t>
+        <w:t xml:space="preserve">appartement kopen aan de Costa del Sol om er permanent te wonen</w:t>
       </w:r>
     </w:p>
     <w:p>
@@ -2338,7 +2338,7 @@
           <w:color w:val="000000"/>
           <w:lang w:val="en-US"/>
         </w:rPr>
-        <w:t xml:space="preserve">flats te koop aan de costa del sol</w:t>
+        <w:t xml:space="preserve">flats te koop aan de Costa del Sol</w:t>
       </w:r>
     </w:p>
     <w:p>
@@ -2364,7 +2364,7 @@
           <w:color w:val="000000"/>
           <w:lang w:val="en-US"/>
         </w:rPr>
-        <w:t xml:space="preserve">investeren in appartementen aan de costa del sol</w:t>
+        <w:t xml:space="preserve">investeren in appartementen aan de Costa del Sol</w:t>
       </w:r>
     </w:p>
     <w:p>
@@ -2390,33 +2390,7 @@
           <w:color w:val="000000"/>
           <w:lang w:val="en-US"/>
         </w:rPr>
-        <w:t xml:space="preserve">appartement te koop costa del sol zeezicht</w:t>
-      </w:r>
-    </w:p>
-    <w:p>
-      <w:pPr>
-        <w:numPr>
-          <w:ilvl w:val="0"/>
-          <w:numId w:val="12"/>
-        </w:numPr>
-        <w:pBdr>
-          <w:top w:val="nil"/>
-          <w:left w:val="nil"/>
-          <w:bottom w:val="nil"/>
-          <w:right w:val="nil"/>
-          <w:between w:val="nil"/>
-        </w:pBdr>
-        <w:rPr>
-          <w:color w:val="000000"/>
-          <w:lang w:val="en-US"/>
-        </w:rPr>
-      </w:pPr>
-      <w:r>
-        <w:rPr>
-          <w:color w:val="000000"/>
-          <w:lang w:val="en-US"/>
-        </w:rPr>
-        <w:t xml:space="preserve">nieuwbouw appartementen costa del sol</w:t>
+        <w:t xml:space="preserve">appartement te koop Costa del Sol zeezicht</w:t>
       </w:r>
     </w:p>
     <w:p>
@@ -2434,7 +2408,7 @@
           <w:color w:val="000000"/>
           <w:lang w:val="en-US"/>
         </w:rPr>
-        <w:t xml:space="preserve">*В ключевых запросах артикли (de, het, een) опущены — конкуренты не используют их в заголовках для лаконичности; в тексте их надо добавить, где это необходимо. Утверждённые H2 не меняем. В запросах, где предлог перед Costa del Sol опущен (например, «huis kopen costa del sol»), в тексте пишем грамматически правильно — «aan de Costa del Sol».</w:t>
+        <w:t xml:space="preserve">*В ключевых запросах артикли (de, het, een) опущены — конкуренты не используют их в заголовках для лаконичности; в тексте их надо добавить, где это необходимо. Утверждённые H2 не меняем. В запросах, где предлог перед Costa del Sol опущен (например, «appartement kopen Costa del Sol»), в тексте пишем грамматически правильно — «aan de Costa del Sol». Также добавляем другие опущенные предлоги, сохраняя порядок слов запроса: «appartement kopen Spanje Costa del Sol» → «een appartement kopen in Spanje aan de Costa del Sol»; «appartement te koop Costa del Sol zeezicht» → «appartement te koop aan de Costa del Sol met zeezicht».</w:t>
       </w:r>
     </w:p>
     <w:p>
